--- a/assets/cv_yaoyu.docx
+++ b/assets/cv_yaoyu.docx
@@ -150,40 +150,118 @@
           <w:sz w:val="20"/>
           <w:szCs w:val="20"/>
         </w:rPr>
-        <w:t>Schmidt AI in Science Postdoc Fellow, University of California, San Diego</w:t>
-      </w:r>
-      <w:r>
-        <w:rPr>
-          <w:color w:val="000000"/>
-          <w:sz w:val="20"/>
-          <w:szCs w:val="20"/>
-        </w:rPr>
-        <w:tab/>
-      </w:r>
-      <w:r>
-        <w:rPr>
-          <w:color w:val="000000"/>
-          <w:sz w:val="20"/>
-          <w:szCs w:val="20"/>
-        </w:rPr>
-        <w:tab/>
-      </w:r>
-      <w:r>
-        <w:rPr>
-          <w:color w:val="000000"/>
-          <w:sz w:val="20"/>
-          <w:szCs w:val="20"/>
-        </w:rPr>
-        <w:tab/>
-      </w:r>
-      <w:r>
-        <w:rPr>
-          <w:color w:val="000000"/>
-          <w:sz w:val="20"/>
-          <w:szCs w:val="20"/>
-        </w:rPr>
-        <w:tab/>
-        <w:t xml:space="preserve">  2023 – 2025</w:t>
+        <w:t>Postdoctoral Scholar, University of California, San Diego</w:t>
+      </w:r>
+      <w:r>
+        <w:rPr>
+          <w:color w:val="000000"/>
+          <w:sz w:val="20"/>
+          <w:szCs w:val="20"/>
+        </w:rPr>
+        <w:tab/>
+      </w:r>
+      <w:r>
+        <w:rPr>
+          <w:color w:val="000000"/>
+          <w:sz w:val="20"/>
+          <w:szCs w:val="20"/>
+        </w:rPr>
+        <w:tab/>
+      </w:r>
+      <w:r>
+        <w:rPr>
+          <w:color w:val="000000"/>
+          <w:sz w:val="20"/>
+          <w:szCs w:val="20"/>
+        </w:rPr>
+        <w:tab/>
+      </w:r>
+      <w:proofErr w:type="gramStart"/>
+      <w:r>
+        <w:rPr>
+          <w:color w:val="000000"/>
+          <w:sz w:val="20"/>
+          <w:szCs w:val="20"/>
+        </w:rPr>
+        <w:tab/>
+        <w:t xml:space="preserve">  </w:t>
+      </w:r>
+      <w:r>
+        <w:rPr>
+          <w:color w:val="000000"/>
+          <w:sz w:val="20"/>
+          <w:szCs w:val="20"/>
+        </w:rPr>
+        <w:tab/>
+      </w:r>
+      <w:proofErr w:type="gramEnd"/>
+      <w:r>
+        <w:rPr>
+          <w:color w:val="000000"/>
+          <w:sz w:val="20"/>
+          <w:szCs w:val="20"/>
+        </w:rPr>
+        <w:tab/>
+        <w:t>202</w:t>
+      </w:r>
+      <w:r>
+        <w:rPr>
+          <w:sz w:val="20"/>
+          <w:szCs w:val="20"/>
+        </w:rPr>
+        <w:t>5</w:t>
+      </w:r>
+      <w:r>
+        <w:rPr>
+          <w:color w:val="000000"/>
+          <w:sz w:val="20"/>
+          <w:szCs w:val="20"/>
+        </w:rPr>
+        <w:t xml:space="preserve"> – </w:t>
+      </w:r>
+    </w:p>
+    <w:p>
+      <w:pPr>
+        <w:rPr>
+          <w:sz w:val="20"/>
+          <w:szCs w:val="20"/>
+        </w:rPr>
+      </w:pPr>
+      <w:r>
+        <w:rPr>
+          <w:sz w:val="20"/>
+          <w:szCs w:val="20"/>
+        </w:rPr>
+        <w:t>Schmidt AI in Science Postdoctoral Fellow, University of California, San Diego</w:t>
+      </w:r>
+      <w:r>
+        <w:rPr>
+          <w:sz w:val="20"/>
+          <w:szCs w:val="20"/>
+        </w:rPr>
+        <w:tab/>
+      </w:r>
+      <w:r>
+        <w:rPr>
+          <w:sz w:val="20"/>
+          <w:szCs w:val="20"/>
+        </w:rPr>
+        <w:tab/>
+      </w:r>
+      <w:r>
+        <w:rPr>
+          <w:sz w:val="20"/>
+          <w:szCs w:val="20"/>
+        </w:rPr>
+        <w:tab/>
+      </w:r>
+      <w:r>
+        <w:rPr>
+          <w:sz w:val="20"/>
+          <w:szCs w:val="20"/>
+        </w:rPr>
+        <w:tab/>
+        <w:t>2023 – 2025</w:t>
       </w:r>
     </w:p>
     <w:p>
@@ -522,6 +600,143 @@
           <w:color w:val="000000"/>
           <w:sz w:val="20"/>
           <w:szCs w:val="20"/>
+        </w:rPr>
+        <w:t>12</w:t>
+      </w:r>
+      <w:r>
+        <w:rPr>
+          <w:color w:val="000000"/>
+          <w:sz w:val="20"/>
+          <w:szCs w:val="20"/>
+        </w:rPr>
+        <w:t>.</w:t>
+      </w:r>
+      <w:r>
+        <w:rPr>
+          <w:color w:val="000000"/>
+          <w:sz w:val="20"/>
+          <w:szCs w:val="20"/>
+        </w:rPr>
+        <w:tab/>
+        <w:t xml:space="preserve">Sepulveda, I., Nilsson, B., </w:t>
+      </w:r>
+      <w:r>
+        <w:rPr>
+          <w:b/>
+          <w:color w:val="000000"/>
+          <w:sz w:val="20"/>
+          <w:szCs w:val="20"/>
+        </w:rPr>
+        <w:t>Yu, Y.</w:t>
+      </w:r>
+      <w:r>
+        <w:rPr>
+          <w:color w:val="000000"/>
+          <w:sz w:val="20"/>
+          <w:szCs w:val="20"/>
+        </w:rPr>
+        <w:t>, Carvajal, M., Brandin, M., Gabriel, A. A., Sandwell, D.T. (</w:t>
+      </w:r>
+      <w:r>
+        <w:rPr>
+          <w:iCs/>
+          <w:sz w:val="20"/>
+          <w:szCs w:val="20"/>
+        </w:rPr>
+        <w:t>2026</w:t>
+      </w:r>
+      <w:r>
+        <w:rPr>
+          <w:color w:val="000000"/>
+          <w:sz w:val="20"/>
+          <w:szCs w:val="20"/>
+        </w:rPr>
+        <w:t xml:space="preserve">) </w:t>
+      </w:r>
+      <w:r>
+        <w:rPr>
+          <w:color w:val="000000"/>
+          <w:sz w:val="20"/>
+          <w:szCs w:val="20"/>
+        </w:rPr>
+        <w:t>SWOT detects dispersive tsunami tied to a near-trench source in the 2025 Kamchatka earthquake</w:t>
+      </w:r>
+      <w:r>
+        <w:rPr>
+          <w:color w:val="000000"/>
+          <w:sz w:val="20"/>
+          <w:szCs w:val="20"/>
+        </w:rPr>
+        <w:t xml:space="preserve">, </w:t>
+      </w:r>
+      <w:r>
+        <w:rPr>
+          <w:i/>
+          <w:iCs/>
+          <w:color w:val="000000"/>
+          <w:sz w:val="20"/>
+          <w:szCs w:val="20"/>
+        </w:rPr>
+        <w:t>Science</w:t>
+      </w:r>
+      <w:r>
+        <w:rPr>
+          <w:color w:val="000000"/>
+          <w:sz w:val="20"/>
+          <w:szCs w:val="20"/>
+        </w:rPr>
+        <w:t xml:space="preserve">, </w:t>
+      </w:r>
+      <w:r>
+        <w:rPr>
+          <w:color w:val="000000"/>
+          <w:sz w:val="20"/>
+          <w:szCs w:val="20"/>
+        </w:rPr>
+        <w:t>DOI: 10.1126/</w:t>
+      </w:r>
+      <w:proofErr w:type="gramStart"/>
+      <w:r>
+        <w:rPr>
+          <w:color w:val="000000"/>
+          <w:sz w:val="20"/>
+          <w:szCs w:val="20"/>
+        </w:rPr>
+        <w:t>science.aeb</w:t>
+      </w:r>
+      <w:proofErr w:type="gramEnd"/>
+      <w:r>
+        <w:rPr>
+          <w:color w:val="000000"/>
+          <w:sz w:val="20"/>
+          <w:szCs w:val="20"/>
+        </w:rPr>
+        <w:t>8634</w:t>
+      </w:r>
+      <w:r>
+        <w:rPr>
+          <w:color w:val="000000"/>
+          <w:sz w:val="20"/>
+          <w:szCs w:val="20"/>
+        </w:rPr>
+        <w:t>.</w:t>
+      </w:r>
+    </w:p>
+    <w:p>
+      <w:pPr>
+        <w:spacing w:before="120"/>
+        <w:ind w:left="360" w:hanging="360"/>
+        <w:rPr>
+          <w:color w:val="000000"/>
+          <w:sz w:val="20"/>
+          <w:szCs w:val="20"/>
+        </w:rPr>
+      </w:pPr>
+      <w:r>
+        <w:rPr>
+          <w:color w:val="000000"/>
+          <w:sz w:val="20"/>
+          <w:szCs w:val="20"/>
           <w:highlight w:val="white"/>
         </w:rPr>
         <w:t xml:space="preserve">11.  </w:t>
@@ -550,7 +765,27 @@
           <w:szCs w:val="20"/>
           <w:highlight w:val="white"/>
         </w:rPr>
-        <w:t xml:space="preserve">Sandwell, D., &amp; Dibarboure, G. (2024). </w:t>
+        <w:t xml:space="preserve">Sandwell, D., &amp; </w:t>
+      </w:r>
+      <w:proofErr w:type="spellStart"/>
+      <w:r>
+        <w:rPr>
+          <w:color w:val="000000"/>
+          <w:sz w:val="20"/>
+          <w:szCs w:val="20"/>
+          <w:highlight w:val="white"/>
+        </w:rPr>
+        <w:t>Dibarboure</w:t>
+      </w:r>
+      <w:proofErr w:type="spellEnd"/>
+      <w:r>
+        <w:rPr>
+          <w:color w:val="000000"/>
+          <w:sz w:val="20"/>
+          <w:szCs w:val="20"/>
+          <w:highlight w:val="white"/>
+        </w:rPr>
+        <w:t xml:space="preserve">, G. (2024). </w:t>
       </w:r>
       <w:r>
         <w:rPr>
@@ -586,7 +821,25 @@
           <w:sz w:val="20"/>
           <w:szCs w:val="20"/>
         </w:rPr>
-        <w:t xml:space="preserve">DOI:10.1126/science.ads4472. </w:t>
+        <w:t>DOI:10.1126/</w:t>
+      </w:r>
+      <w:proofErr w:type="gramStart"/>
+      <w:r>
+        <w:rPr>
+          <w:color w:val="000000"/>
+          <w:sz w:val="20"/>
+          <w:szCs w:val="20"/>
+        </w:rPr>
+        <w:t>science.ads</w:t>
+      </w:r>
+      <w:proofErr w:type="gramEnd"/>
+      <w:r>
+        <w:rPr>
+          <w:color w:val="000000"/>
+          <w:sz w:val="20"/>
+          <w:szCs w:val="20"/>
+        </w:rPr>
+        <w:t xml:space="preserve">4472. </w:t>
       </w:r>
       <w:r>
         <w:rPr>
@@ -656,7 +909,27 @@
           <w:szCs w:val="20"/>
           <w:highlight w:val="white"/>
         </w:rPr>
-        <w:t>, Sandwell, D. T., Dibarboure, G., Chen, C., &amp; Wang, J. (2024). Accuracy and resolution of SWOT altimetry: Foundation seamounts. </w:t>
+        <w:t xml:space="preserve">, Sandwell, D. T., </w:t>
+      </w:r>
+      <w:proofErr w:type="spellStart"/>
+      <w:r>
+        <w:rPr>
+          <w:color w:val="000000"/>
+          <w:sz w:val="20"/>
+          <w:szCs w:val="20"/>
+          <w:highlight w:val="white"/>
+        </w:rPr>
+        <w:t>Dibarboure</w:t>
+      </w:r>
+      <w:proofErr w:type="spellEnd"/>
+      <w:r>
+        <w:rPr>
+          <w:color w:val="000000"/>
+          <w:sz w:val="20"/>
+          <w:szCs w:val="20"/>
+          <w:highlight w:val="white"/>
+        </w:rPr>
+        <w:t>, G., Chen, C., &amp; Wang, J. (2024). Accuracy and resolution of SWOT altimetry: Foundation seamounts. </w:t>
       </w:r>
       <w:r>
         <w:rPr>
@@ -1167,7 +1440,27 @@
           <w:szCs w:val="20"/>
           <w:highlight w:val="white"/>
         </w:rPr>
-        <w:t>, Sandwell, D., Gille, S.T., &amp; Villas Bôas, A.B. (2021). Assessment of ICESat-2 for the recovery of ocean topography</w:t>
+        <w:t xml:space="preserve">, Sandwell, D., Gille, S.T., &amp; Villas </w:t>
+      </w:r>
+      <w:proofErr w:type="spellStart"/>
+      <w:r>
+        <w:rPr>
+          <w:color w:val="000000"/>
+          <w:sz w:val="20"/>
+          <w:szCs w:val="20"/>
+          <w:highlight w:val="white"/>
+        </w:rPr>
+        <w:t>Bôas</w:t>
+      </w:r>
+      <w:proofErr w:type="spellEnd"/>
+      <w:r>
+        <w:rPr>
+          <w:color w:val="000000"/>
+          <w:sz w:val="20"/>
+          <w:szCs w:val="20"/>
+          <w:highlight w:val="white"/>
+        </w:rPr>
+        <w:t>, A.B. (2021). Assessment of ICESat-2 for the recovery of ocean topography</w:t>
       </w:r>
       <w:r>
         <w:rPr>
@@ -1498,7 +1791,6 @@
       </w:r>
       <w:r>
         <w:rPr>
-          <w:color w:val="000000"/>
           <w:sz w:val="20"/>
           <w:szCs w:val="20"/>
         </w:rPr>
@@ -1593,6 +1885,7 @@
           <w:szCs w:val="20"/>
           <w:highlight w:val="white"/>
         </w:rPr>
+        <w:lastRenderedPageBreak/>
         <w:t>In progress</w:t>
       </w:r>
     </w:p>
@@ -1604,24 +1897,73 @@
           <w:color w:val="000000"/>
           <w:sz w:val="20"/>
           <w:szCs w:val="20"/>
-        </w:rPr>
-      </w:pPr>
-      <w:r>
-        <w:rPr>
-          <w:color w:val="000000"/>
-          <w:sz w:val="20"/>
-          <w:szCs w:val="20"/>
-        </w:rPr>
-        <w:t>4.</w:t>
-      </w:r>
-      <w:r>
-        <w:rPr>
-          <w:color w:val="000000"/>
-          <w:sz w:val="20"/>
-          <w:szCs w:val="20"/>
-        </w:rPr>
-        <w:tab/>
-        <w:t xml:space="preserve">Sepulveda, I., Nilsson, B., </w:t>
+          <w:highlight w:val="white"/>
+        </w:rPr>
+      </w:pPr>
+      <w:r>
+        <w:rPr>
+          <w:color w:val="000000"/>
+          <w:sz w:val="20"/>
+          <w:szCs w:val="20"/>
+        </w:rPr>
+        <w:t>3.</w:t>
+      </w:r>
+      <w:r>
+        <w:rPr>
+          <w:color w:val="000000"/>
+          <w:sz w:val="20"/>
+          <w:szCs w:val="20"/>
+        </w:rPr>
+        <w:tab/>
+      </w:r>
+      <w:r>
+        <w:rPr>
+          <w:color w:val="000000"/>
+          <w:sz w:val="20"/>
+          <w:szCs w:val="20"/>
+          <w:highlight w:val="white"/>
+        </w:rPr>
+        <w:t xml:space="preserve">Sandwell, D. T., </w:t>
+      </w:r>
+      <w:proofErr w:type="spellStart"/>
+      <w:r>
+        <w:rPr>
+          <w:color w:val="000000"/>
+          <w:sz w:val="20"/>
+          <w:szCs w:val="20"/>
+          <w:highlight w:val="white"/>
+        </w:rPr>
+        <w:t>Phrampus</w:t>
+      </w:r>
+      <w:proofErr w:type="spellEnd"/>
+      <w:r>
+        <w:rPr>
+          <w:color w:val="000000"/>
+          <w:sz w:val="20"/>
+          <w:szCs w:val="20"/>
+          <w:highlight w:val="white"/>
+        </w:rPr>
+        <w:t xml:space="preserve">, B. J., </w:t>
+      </w:r>
+      <w:proofErr w:type="spellStart"/>
+      <w:r>
+        <w:rPr>
+          <w:color w:val="000000"/>
+          <w:sz w:val="20"/>
+          <w:szCs w:val="20"/>
+          <w:highlight w:val="white"/>
+        </w:rPr>
+        <w:t>Salajegheh</w:t>
+      </w:r>
+      <w:proofErr w:type="spellEnd"/>
+      <w:r>
+        <w:rPr>
+          <w:color w:val="000000"/>
+          <w:sz w:val="20"/>
+          <w:szCs w:val="20"/>
+          <w:highlight w:val="white"/>
+        </w:rPr>
+        <w:t xml:space="preserve"> F., Nilsson, B., Lu, B., </w:t>
       </w:r>
       <w:r>
         <w:rPr>
@@ -1638,7 +1980,16 @@
           <w:sz w:val="20"/>
           <w:szCs w:val="20"/>
         </w:rPr>
-        <w:t>, Carvajal, M., Brandin, M., Gabriel, A. A., Sandwell, D.T. (</w:t>
+        <w:t xml:space="preserve">, Harper, H., </w:t>
+      </w:r>
+      <w:r>
+        <w:rPr>
+          <w:color w:val="000000"/>
+          <w:sz w:val="20"/>
+          <w:szCs w:val="20"/>
+          <w:highlight w:val="white"/>
+        </w:rPr>
+        <w:t>Andersen, O. B., Smith, W. H., Elmore, P., Kirby, K., Beale, J., Roberts, R., Altamirano, L. (</w:t>
       </w:r>
       <w:r>
         <w:rPr>
@@ -1646,31 +1997,16 @@
           <w:sz w:val="20"/>
           <w:szCs w:val="20"/>
         </w:rPr>
-        <w:t>accepted</w:t>
-      </w:r>
-      <w:r>
-        <w:rPr>
-          <w:i/>
-          <w:sz w:val="20"/>
-          <w:szCs w:val="20"/>
-        </w:rPr>
-        <w:t xml:space="preserve"> by</w:t>
-      </w:r>
-      <w:r>
-        <w:rPr>
-          <w:i/>
-          <w:sz w:val="20"/>
-          <w:szCs w:val="20"/>
-        </w:rPr>
-        <w:t xml:space="preserve"> Science</w:t>
-      </w:r>
-      <w:r>
-        <w:rPr>
-          <w:color w:val="000000"/>
-          <w:sz w:val="20"/>
-          <w:szCs w:val="20"/>
-        </w:rPr>
-        <w:t>) SWOT reveals dispersive tsunami waves linked to near-trench tsunamigenesis in the 2025 Kamchatka earthquake</w:t>
+        <w:t>accepted by JGR Solid Earth</w:t>
+      </w:r>
+      <w:r>
+        <w:rPr>
+          <w:color w:val="000000"/>
+          <w:sz w:val="20"/>
+          <w:szCs w:val="20"/>
+          <w:highlight w:val="white"/>
+        </w:rPr>
+        <w:t>) Bathymetry Prediction with SWOT Gravity Anomaly using Machine Learning Methods: Paper 1 - Model Development</w:t>
       </w:r>
     </w:p>
     <w:p>
@@ -1690,33 +2026,64 @@
           <w:sz w:val="20"/>
           <w:szCs w:val="20"/>
         </w:rPr>
-        <w:lastRenderedPageBreak/>
-        <w:t>3</w:t>
-      </w:r>
-      <w:r>
-        <w:rPr>
-          <w:color w:val="000000"/>
-          <w:sz w:val="20"/>
-          <w:szCs w:val="20"/>
-        </w:rPr>
-        <w:t>.</w:t>
-      </w:r>
-      <w:r>
-        <w:rPr>
-          <w:color w:val="000000"/>
-          <w:sz w:val="20"/>
-          <w:szCs w:val="20"/>
-        </w:rPr>
-        <w:tab/>
-      </w:r>
-      <w:r>
-        <w:rPr>
-          <w:color w:val="000000"/>
-          <w:sz w:val="20"/>
-          <w:szCs w:val="20"/>
-          <w:highlight w:val="white"/>
-        </w:rPr>
-        <w:t xml:space="preserve">Sandwell, D. T., Phrampus, B. J., Salajegheh F., Nilsson, B., Lu, B., </w:t>
+        <w:t>2</w:t>
+      </w:r>
+      <w:r>
+        <w:rPr>
+          <w:color w:val="000000"/>
+          <w:sz w:val="20"/>
+          <w:szCs w:val="20"/>
+        </w:rPr>
+        <w:t xml:space="preserve">.  </w:t>
+      </w:r>
+      <w:r>
+        <w:rPr>
+          <w:color w:val="000000"/>
+          <w:sz w:val="20"/>
+          <w:szCs w:val="20"/>
+          <w:highlight w:val="white"/>
+        </w:rPr>
+        <w:t xml:space="preserve">Nilsson, B., </w:t>
+      </w:r>
+      <w:proofErr w:type="spellStart"/>
+      <w:r>
+        <w:rPr>
+          <w:color w:val="000000"/>
+          <w:sz w:val="20"/>
+          <w:szCs w:val="20"/>
+          <w:highlight w:val="white"/>
+        </w:rPr>
+        <w:t>Phrampus</w:t>
+      </w:r>
+      <w:proofErr w:type="spellEnd"/>
+      <w:r>
+        <w:rPr>
+          <w:color w:val="000000"/>
+          <w:sz w:val="20"/>
+          <w:szCs w:val="20"/>
+          <w:highlight w:val="white"/>
+        </w:rPr>
+        <w:t xml:space="preserve">, B. J., </w:t>
+      </w:r>
+      <w:proofErr w:type="spellStart"/>
+      <w:r>
+        <w:rPr>
+          <w:color w:val="000000"/>
+          <w:sz w:val="20"/>
+          <w:szCs w:val="20"/>
+          <w:highlight w:val="white"/>
+        </w:rPr>
+        <w:t>Salajegheh</w:t>
+      </w:r>
+      <w:proofErr w:type="spellEnd"/>
+      <w:r>
+        <w:rPr>
+          <w:color w:val="000000"/>
+          <w:sz w:val="20"/>
+          <w:szCs w:val="20"/>
+          <w:highlight w:val="white"/>
+        </w:rPr>
+        <w:t xml:space="preserve"> F., Lu, B., </w:t>
       </w:r>
       <w:r>
         <w:rPr>
@@ -1733,7 +2100,24 @@
           <w:sz w:val="20"/>
           <w:szCs w:val="20"/>
         </w:rPr>
-        <w:t xml:space="preserve">, Harper, H., </w:t>
+        <w:t xml:space="preserve">, </w:t>
+      </w:r>
+      <w:r>
+        <w:rPr>
+          <w:color w:val="000000"/>
+          <w:sz w:val="20"/>
+          <w:szCs w:val="20"/>
+          <w:highlight w:val="white"/>
+        </w:rPr>
+        <w:t xml:space="preserve">Sandwell, D. T., </w:t>
+      </w:r>
+      <w:r>
+        <w:rPr>
+          <w:color w:val="000000"/>
+          <w:sz w:val="20"/>
+          <w:szCs w:val="20"/>
+        </w:rPr>
+        <w:t xml:space="preserve">Harper, H., </w:t>
       </w:r>
       <w:r>
         <w:rPr>
@@ -1750,126 +2134,7 @@
           <w:sz w:val="20"/>
           <w:szCs w:val="20"/>
         </w:rPr>
-        <w:t>accepted by JGR Solid Earth</w:t>
-      </w:r>
-      <w:r>
-        <w:rPr>
-          <w:color w:val="000000"/>
-          <w:sz w:val="20"/>
-          <w:szCs w:val="20"/>
-          <w:highlight w:val="white"/>
-        </w:rPr>
-        <w:t>) Bathymetry Prediction with SWOT Gravity Anomaly using Machine Learning Methods: Paper 1 - Model Development</w:t>
-      </w:r>
-    </w:p>
-    <w:p>
-      <w:pPr>
-        <w:spacing w:before="120"/>
-        <w:ind w:left="360" w:hanging="360"/>
-        <w:rPr>
-          <w:color w:val="000000"/>
-          <w:sz w:val="20"/>
-          <w:szCs w:val="20"/>
-          <w:highlight w:val="white"/>
-        </w:rPr>
-      </w:pPr>
-      <w:r>
-        <w:rPr>
-          <w:color w:val="000000"/>
-          <w:sz w:val="20"/>
-          <w:szCs w:val="20"/>
-        </w:rPr>
-        <w:t>2</w:t>
-      </w:r>
-      <w:r>
-        <w:rPr>
-          <w:color w:val="000000"/>
-          <w:sz w:val="20"/>
-          <w:szCs w:val="20"/>
-        </w:rPr>
-        <w:t xml:space="preserve">.  </w:t>
-      </w:r>
-      <w:r>
-        <w:rPr>
-          <w:color w:val="000000"/>
-          <w:sz w:val="20"/>
-          <w:szCs w:val="20"/>
-          <w:highlight w:val="white"/>
-        </w:rPr>
-        <w:t xml:space="preserve">Nilsson, B., Phrampus, B. J., Salajegheh F., Lu, B., </w:t>
-      </w:r>
-      <w:r>
-        <w:rPr>
-          <w:b/>
-          <w:color w:val="000000"/>
-          <w:sz w:val="20"/>
-          <w:szCs w:val="20"/>
-        </w:rPr>
-        <w:t>Yu, Y.</w:t>
-      </w:r>
-      <w:r>
-        <w:rPr>
-          <w:color w:val="000000"/>
-          <w:sz w:val="20"/>
-          <w:szCs w:val="20"/>
-        </w:rPr>
-        <w:t xml:space="preserve">, </w:t>
-      </w:r>
-      <w:r>
-        <w:rPr>
-          <w:color w:val="000000"/>
-          <w:sz w:val="20"/>
-          <w:szCs w:val="20"/>
-          <w:highlight w:val="white"/>
-        </w:rPr>
-        <w:t xml:space="preserve">Sandwell, D. T., </w:t>
-      </w:r>
-      <w:r>
-        <w:rPr>
-          <w:color w:val="000000"/>
-          <w:sz w:val="20"/>
-          <w:szCs w:val="20"/>
-        </w:rPr>
-        <w:t xml:space="preserve">Harper, H., </w:t>
-      </w:r>
-      <w:r>
-        <w:rPr>
-          <w:color w:val="000000"/>
-          <w:sz w:val="20"/>
-          <w:szCs w:val="20"/>
-          <w:highlight w:val="white"/>
-        </w:rPr>
-        <w:t>Andersen, O. B., Smith, W. H., Elmore, P., Kirby, K., Beale, J., Roberts, R., Altamirano, L. (</w:t>
-      </w:r>
-      <w:r>
-        <w:rPr>
-          <w:i/>
-          <w:color w:val="000000"/>
-          <w:sz w:val="20"/>
-          <w:szCs w:val="20"/>
-          <w:highlight w:val="white"/>
-        </w:rPr>
-        <w:t>under</w:t>
-      </w:r>
-      <w:r>
-        <w:rPr>
-          <w:i/>
-          <w:color w:val="000000"/>
-          <w:sz w:val="20"/>
-          <w:szCs w:val="20"/>
-          <w:highlight w:val="white"/>
-        </w:rPr>
-        <w:t xml:space="preserve"> re</w:t>
-      </w:r>
-      <w:r>
-        <w:rPr>
-          <w:i/>
-          <w:color w:val="000000"/>
-          <w:sz w:val="20"/>
-          <w:szCs w:val="20"/>
-          <w:highlight w:val="white"/>
-        </w:rPr>
-        <w:t>view in HGP Solid Earth</w:t>
+        <w:t>under review in JGR Solid Earth</w:t>
       </w:r>
       <w:r>
         <w:rPr>
@@ -2545,16 +2810,24 @@
           <w:sz w:val="20"/>
           <w:szCs w:val="20"/>
         </w:rPr>
-        <w:t xml:space="preserve">I used this grant to host a one-day workshop on SWOT science (July 29, 2024; 40+ participants); then hosted 5 meetings featuring first hand SWOT science research progress from early career scientists and discussions. </w:t>
-      </w:r>
-    </w:p>
-    <w:p>
-      <w:pPr>
-        <w:rPr>
-          <w:sz w:val="20"/>
-          <w:szCs w:val="20"/>
-        </w:rPr>
-      </w:pPr>
+        <w:t xml:space="preserve">I used this grant to host a one-day workshop on SWOT science (July 29, 2024; 40+ participants); then hosted 5 meetings featuring </w:t>
+      </w:r>
+      <w:proofErr w:type="gramStart"/>
+      <w:r>
+        <w:rPr>
+          <w:sz w:val="20"/>
+          <w:szCs w:val="20"/>
+        </w:rPr>
+        <w:t>first hand</w:t>
+      </w:r>
+      <w:proofErr w:type="gramEnd"/>
+      <w:r>
+        <w:rPr>
+          <w:sz w:val="20"/>
+          <w:szCs w:val="20"/>
+        </w:rPr>
+        <w:t xml:space="preserve"> SWOT science research progress from early career scientists. </w:t>
+      </w:r>
     </w:p>
     <w:p>
       <w:pPr>
@@ -2903,19 +3176,17 @@
       </w:r>
       <w:r>
         <w:rPr>
-          <w:color w:val="222222"/>
-          <w:sz w:val="20"/>
-          <w:szCs w:val="20"/>
-          <w:highlight w:val="white"/>
-        </w:rPr>
-        <w:tab/>
-      </w:r>
-      <w:r>
-        <w:rPr>
           <w:sz w:val="20"/>
           <w:szCs w:val="20"/>
         </w:rPr>
         <w:t>winter quarter, 2025</w:t>
+      </w:r>
+      <w:r>
+        <w:rPr>
+          <w:sz w:val="20"/>
+          <w:szCs w:val="20"/>
+        </w:rPr>
+        <w:t>, 2026</w:t>
       </w:r>
     </w:p>
     <w:p>
@@ -3359,7 +3630,7 @@
           <w:sz w:val="20"/>
           <w:szCs w:val="20"/>
         </w:rPr>
-        <w:t>Project: in Searching Taylor Columns from SWOT data</w:t>
+        <w:t>Project: in Search of Taylor Columns from SWOT data</w:t>
       </w:r>
     </w:p>
     <w:p>
@@ -3577,8 +3848,46 @@
           <w:szCs w:val="20"/>
           <w:highlight w:val="white"/>
         </w:rPr>
-        <w:t>GRL, IEEE TGRS, JGR ML, AGU Advances, EGUsphere</w:t>
-      </w:r>
+        <w:t xml:space="preserve">GRL, IEEE TGRS, JGR ML, </w:t>
+      </w:r>
+      <w:r>
+        <w:rPr>
+          <w:color w:val="000000"/>
+          <w:sz w:val="20"/>
+          <w:szCs w:val="20"/>
+          <w:highlight w:val="white"/>
+        </w:rPr>
+        <w:t xml:space="preserve">GJI, </w:t>
+      </w:r>
+      <w:r>
+        <w:rPr>
+          <w:color w:val="000000"/>
+          <w:sz w:val="20"/>
+          <w:szCs w:val="20"/>
+          <w:highlight w:val="white"/>
+        </w:rPr>
+        <w:t xml:space="preserve">Journal of Geodesy, </w:t>
+      </w:r>
+      <w:r>
+        <w:rPr>
+          <w:color w:val="000000"/>
+          <w:sz w:val="20"/>
+          <w:szCs w:val="20"/>
+          <w:highlight w:val="white"/>
+        </w:rPr>
+        <w:t xml:space="preserve">AGU Advances, </w:t>
+      </w:r>
+      <w:proofErr w:type="spellStart"/>
+      <w:r>
+        <w:rPr>
+          <w:color w:val="000000"/>
+          <w:sz w:val="20"/>
+          <w:szCs w:val="20"/>
+          <w:highlight w:val="white"/>
+        </w:rPr>
+        <w:t>EGUsphere</w:t>
+      </w:r>
+      <w:proofErr w:type="spellEnd"/>
     </w:p>
     <w:p>
       <w:pPr>
@@ -3701,6 +4010,7 @@
           <w:szCs w:val="20"/>
           <w:highlight w:val="white"/>
         </w:rPr>
+        <w:lastRenderedPageBreak/>
         <w:t>NSF proposal external reviewer</w:t>
       </w:r>
       <w:r>
@@ -3794,7 +4104,6 @@
           <w:szCs w:val="20"/>
           <w:highlight w:val="white"/>
         </w:rPr>
-        <w:lastRenderedPageBreak/>
         <w:t>Google PhD Fellowship reviewer</w:t>
       </w:r>
       <w:r>
@@ -4480,6 +4789,112 @@
           <w:color w:val="000000"/>
         </w:rPr>
         <w:t xml:space="preserve">PRESENTATIONS </w:t>
+      </w:r>
+    </w:p>
+    <w:p>
+      <w:pPr>
+        <w:rPr>
+          <w:sz w:val="20"/>
+          <w:szCs w:val="20"/>
+          <w:highlight w:val="white"/>
+        </w:rPr>
+      </w:pPr>
+      <w:r>
+        <w:rPr>
+          <w:sz w:val="20"/>
+          <w:szCs w:val="20"/>
+          <w:highlight w:val="white"/>
+        </w:rPr>
+        <w:t xml:space="preserve">Seminar at </w:t>
+      </w:r>
+      <w:r>
+        <w:rPr>
+          <w:sz w:val="20"/>
+          <w:szCs w:val="20"/>
+          <w:highlight w:val="white"/>
+        </w:rPr>
+        <w:t>Department of Geophysics</w:t>
+      </w:r>
+      <w:r>
+        <w:rPr>
+          <w:sz w:val="20"/>
+          <w:szCs w:val="20"/>
+          <w:highlight w:val="white"/>
+        </w:rPr>
+        <w:t xml:space="preserve">, </w:t>
+      </w:r>
+      <w:r>
+        <w:rPr>
+          <w:sz w:val="20"/>
+          <w:szCs w:val="20"/>
+          <w:highlight w:val="white"/>
+        </w:rPr>
+        <w:t>Stanford</w:t>
+      </w:r>
+      <w:r>
+        <w:rPr>
+          <w:sz w:val="20"/>
+          <w:szCs w:val="20"/>
+          <w:highlight w:val="white"/>
+        </w:rPr>
+        <w:t xml:space="preserve"> University</w:t>
+      </w:r>
+      <w:r>
+        <w:rPr>
+          <w:sz w:val="20"/>
+          <w:szCs w:val="20"/>
+          <w:highlight w:val="white"/>
+        </w:rPr>
+        <w:tab/>
+      </w:r>
+      <w:r>
+        <w:rPr>
+          <w:sz w:val="20"/>
+          <w:szCs w:val="20"/>
+          <w:highlight w:val="white"/>
+        </w:rPr>
+        <w:tab/>
+      </w:r>
+      <w:r>
+        <w:rPr>
+          <w:sz w:val="20"/>
+          <w:szCs w:val="20"/>
+          <w:highlight w:val="white"/>
+        </w:rPr>
+        <w:tab/>
+        <w:t xml:space="preserve">         </w:t>
+      </w:r>
+      <w:r>
+        <w:rPr>
+          <w:sz w:val="20"/>
+          <w:szCs w:val="20"/>
+          <w:highlight w:val="white"/>
+        </w:rPr>
+        <w:tab/>
+      </w:r>
+      <w:r>
+        <w:rPr>
+          <w:sz w:val="20"/>
+          <w:szCs w:val="20"/>
+          <w:highlight w:val="white"/>
+        </w:rPr>
+        <w:tab/>
+      </w:r>
+      <w:r>
+        <w:rPr>
+          <w:sz w:val="20"/>
+          <w:szCs w:val="20"/>
+          <w:highlight w:val="white"/>
+        </w:rPr>
+        <w:t xml:space="preserve">           </w:t>
+      </w:r>
+      <w:r>
+        <w:rPr>
+          <w:sz w:val="20"/>
+          <w:szCs w:val="20"/>
+          <w:highlight w:val="white"/>
+        </w:rPr>
+        <w:t>February 2026</w:t>
       </w:r>
     </w:p>
     <w:p>
@@ -4743,14 +5158,32 @@
         </w:rPr>
         <w:tab/>
       </w:r>
-      <w:r>
-        <w:rPr>
-          <w:sz w:val="20"/>
-          <w:szCs w:val="20"/>
-          <w:highlight w:val="white"/>
-        </w:rPr>
-        <w:tab/>
-        <w:t xml:space="preserve">            February 2025</w:t>
+      <w:proofErr w:type="gramStart"/>
+      <w:r>
+        <w:rPr>
+          <w:sz w:val="20"/>
+          <w:szCs w:val="20"/>
+          <w:highlight w:val="white"/>
+        </w:rPr>
+        <w:tab/>
+        <w:t xml:space="preserve">  February</w:t>
+      </w:r>
+      <w:proofErr w:type="gramEnd"/>
+      <w:r>
+        <w:rPr>
+          <w:sz w:val="20"/>
+          <w:szCs w:val="20"/>
+          <w:highlight w:val="white"/>
+        </w:rPr>
+        <w:t xml:space="preserve"> 2025</w:t>
+      </w:r>
+      <w:r>
+        <w:rPr>
+          <w:sz w:val="20"/>
+          <w:szCs w:val="20"/>
+          <w:highlight w:val="white"/>
+        </w:rPr>
+        <w:t>, 2026</w:t>
       </w:r>
     </w:p>
     <w:p>
@@ -5019,15 +5452,26 @@
         </w:rPr>
         <w:tab/>
       </w:r>
-      <w:r>
-        <w:rPr>
-          <w:color w:val="000000"/>
-          <w:sz w:val="20"/>
-          <w:szCs w:val="20"/>
-          <w:highlight w:val="white"/>
-        </w:rPr>
-        <w:tab/>
-        <w:t xml:space="preserve">  March 2023</w:t>
+      <w:proofErr w:type="gramStart"/>
+      <w:r>
+        <w:rPr>
+          <w:color w:val="000000"/>
+          <w:sz w:val="20"/>
+          <w:szCs w:val="20"/>
+          <w:highlight w:val="white"/>
+        </w:rPr>
+        <w:tab/>
+        <w:t xml:space="preserve">  March</w:t>
+      </w:r>
+      <w:proofErr w:type="gramEnd"/>
+      <w:r>
+        <w:rPr>
+          <w:color w:val="000000"/>
+          <w:sz w:val="20"/>
+          <w:szCs w:val="20"/>
+          <w:highlight w:val="white"/>
+        </w:rPr>
+        <w:t xml:space="preserve"> 2023</w:t>
       </w:r>
     </w:p>
     <w:p>
@@ -5111,20 +5555,19 @@
       </w:r>
       <w:r>
         <w:rPr>
-          <w:color w:val="000000"/>
-          <w:sz w:val="20"/>
-          <w:szCs w:val="20"/>
-          <w:highlight w:val="white"/>
-        </w:rPr>
-        <w:tab/>
-      </w:r>
-      <w:r>
-        <w:rPr>
-          <w:sz w:val="20"/>
-          <w:szCs w:val="20"/>
-          <w:highlight w:val="white"/>
-        </w:rPr>
-        <w:t xml:space="preserve">      </w:t>
+          <w:sz w:val="20"/>
+          <w:szCs w:val="20"/>
+          <w:highlight w:val="white"/>
+        </w:rPr>
+        <w:t xml:space="preserve">  </w:t>
+      </w:r>
+      <w:r>
+        <w:rPr>
+          <w:sz w:val="20"/>
+          <w:szCs w:val="20"/>
+          <w:highlight w:val="white"/>
+        </w:rPr>
+        <w:t xml:space="preserve">         </w:t>
       </w:r>
       <w:r>
         <w:rPr>
@@ -5134,6 +5577,15 @@
           <w:highlight w:val="white"/>
         </w:rPr>
         <w:t>2019, 2020, 2021, 2022, 2023, 2024</w:t>
+      </w:r>
+      <w:r>
+        <w:rPr>
+          <w:color w:val="000000"/>
+          <w:sz w:val="20"/>
+          <w:szCs w:val="20"/>
+          <w:highlight w:val="white"/>
+        </w:rPr>
+        <w:t>, 2025</w:t>
       </w:r>
     </w:p>
     <w:p>
@@ -5725,7 +6177,27 @@
           <w:szCs w:val="20"/>
           <w:highlight w:val="white"/>
         </w:rPr>
-        <w:t xml:space="preserve">R/V Sally Ride at Fieberling Seamount chains </w:t>
+        <w:t xml:space="preserve">R/V Sally Ride at </w:t>
+      </w:r>
+      <w:proofErr w:type="spellStart"/>
+      <w:r>
+        <w:rPr>
+          <w:color w:val="000000"/>
+          <w:sz w:val="20"/>
+          <w:szCs w:val="20"/>
+          <w:highlight w:val="white"/>
+        </w:rPr>
+        <w:t>Fieberling</w:t>
+      </w:r>
+      <w:proofErr w:type="spellEnd"/>
+      <w:r>
+        <w:rPr>
+          <w:color w:val="000000"/>
+          <w:sz w:val="20"/>
+          <w:szCs w:val="20"/>
+          <w:highlight w:val="white"/>
+        </w:rPr>
+        <w:t xml:space="preserve"> Seamount chains </w:t>
       </w:r>
       <w:r>
         <w:rPr>
@@ -6063,9 +6535,9 @@
 <file path=word/numbering.xml><?xml version="1.0" encoding="utf-8"?>
 <w:numbering xmlns:wpc="http://schemas.microsoft.com/office/word/2010/wordprocessingCanvas" xmlns:cx="http://schemas.microsoft.com/office/drawing/2014/chartex" xmlns:cx1="http://schemas.microsoft.com/office/drawing/2015/9/8/chartex" xmlns:cx2="http://schemas.microsoft.com/office/drawing/2015/10/21/chartex" xmlns:cx3="http://schemas.microsoft.com/office/drawing/2016/5/9/chartex" xmlns:cx4="http://schemas.microsoft.com/office/drawing/2016/5/10/chartex" xmlns:cx5="http://schemas.microsoft.com/office/drawing/2016/5/11/chartex" xmlns:cx6="http://schemas.microsoft.com/office/drawing/2016/5/12/chartex" xmlns:cx7="http://schemas.microsoft.com/office/drawing/2016/5/13/chartex" xmlns:cx8="http://schemas.microsoft.com/office/drawing/2016/5/14/chartex" xmlns:mc="http://schemas.openxmlformats.org/markup-compatibility/2006" xmlns:aink="http://schemas.microsoft.com/office/drawing/2016/ink" xmlns:am3d="http://schemas.microsoft.com/office/drawing/2017/model3d" xmlns:o="urn:schemas-microsoft-com:office:office" xmlns:oel="http://schemas.microsoft.com/office/2019/extlst" xmlns:r="http://schemas.openxmlformats.org/officeDocument/2006/relationships" xmlns:m="http://schemas.openxmlformats.org/officeDocument/2006/math" xmlns:v="urn:schemas-microsoft-com:vml" xmlns:wp14="http://schemas.microsoft.com/office/word/2010/wordprocessingDrawing" xmlns:wp="http://schemas.openxmlformats.org/drawingml/2006/wordprocessingDrawing" xmlns:w10="urn:schemas-microsoft-com:office:word" xmlns:w="http://schemas.openxmlformats.org/wordprocessingml/2006/main" xmlns:w14="http://schemas.microsoft.com/office/word/2010/wordml" xmlns:w15="http://schemas.microsoft.com/office/word/2012/wordml" xmlns:w16cex="http://schemas.microsoft.com/office/word/2018/wordml/cex" xmlns:w16cid="http://schemas.microsoft.com/office/word/2016/wordml/cid" xmlns:w16="http://schemas.microsoft.com/office/word/2018/wordml" xmlns:w16du="http://schemas.microsoft.com/office/word/2023/wordml/word16du" xmlns:w16sdtdh="http://schemas.microsoft.com/office/word/2020/wordml/sdtdatahash" xmlns:w16sdtfl="http://schemas.microsoft.com/office/word/2024/wordml/sdtformatlock" xmlns:w16se="http://schemas.microsoft.com/office/word/2015/wordml/symex" xmlns:wpg="http://schemas.microsoft.com/office/word/2010/wordprocessingGroup" xmlns:wpi="http://schemas.microsoft.com/office/word/2010/wordprocessingInk" xmlns:wne="http://schemas.microsoft.com/office/word/2006/wordml" xmlns:wps="http://schemas.microsoft.com/office/word/2010/wordprocessingShape" mc:Ignorable="w14 w15 w16se w16cid w16 w16cex w16sdtdh w16sdtfl w16du wp14">
   <w:abstractNum w:abstractNumId="0" w15:restartNumberingAfterBreak="0">
-    <w:nsid w:val="039A4A8B"/>
+    <w:nsid w:val="05664A9F"/>
     <w:multiLevelType w:val="multilevel"/>
-    <w:tmpl w:val="159EA92A"/>
+    <w:tmpl w:val="FD7C1EB8"/>
     <w:lvl w:ilvl="0">
       <w:start w:val="1"/>
       <w:numFmt w:val="bullet"/>
@@ -6176,9 +6648,122 @@
     </w:lvl>
   </w:abstractNum>
   <w:abstractNum w:abstractNumId="1" w15:restartNumberingAfterBreak="0">
-    <w:nsid w:val="46A84DDC"/>
+    <w:nsid w:val="15312C60"/>
     <w:multiLevelType w:val="multilevel"/>
-    <w:tmpl w:val="60C02F96"/>
+    <w:tmpl w:val="328463DC"/>
+    <w:lvl w:ilvl="0">
+      <w:start w:val="1"/>
+      <w:numFmt w:val="bullet"/>
+      <w:lvlText w:val="●"/>
+      <w:lvlJc w:val="left"/>
+      <w:pPr>
+        <w:ind w:left="720" w:hanging="360"/>
+      </w:pPr>
+      <w:rPr>
+        <w:u w:val="none"/>
+      </w:rPr>
+    </w:lvl>
+    <w:lvl w:ilvl="1">
+      <w:start w:val="1"/>
+      <w:numFmt w:val="bullet"/>
+      <w:lvlText w:val="○"/>
+      <w:lvlJc w:val="left"/>
+      <w:pPr>
+        <w:ind w:left="1440" w:hanging="360"/>
+      </w:pPr>
+      <w:rPr>
+        <w:u w:val="none"/>
+      </w:rPr>
+    </w:lvl>
+    <w:lvl w:ilvl="2">
+      <w:start w:val="1"/>
+      <w:numFmt w:val="bullet"/>
+      <w:lvlText w:val="■"/>
+      <w:lvlJc w:val="left"/>
+      <w:pPr>
+        <w:ind w:left="2160" w:hanging="360"/>
+      </w:pPr>
+      <w:rPr>
+        <w:u w:val="none"/>
+      </w:rPr>
+    </w:lvl>
+    <w:lvl w:ilvl="3">
+      <w:start w:val="1"/>
+      <w:numFmt w:val="bullet"/>
+      <w:lvlText w:val="●"/>
+      <w:lvlJc w:val="left"/>
+      <w:pPr>
+        <w:ind w:left="2880" w:hanging="360"/>
+      </w:pPr>
+      <w:rPr>
+        <w:u w:val="none"/>
+      </w:rPr>
+    </w:lvl>
+    <w:lvl w:ilvl="4">
+      <w:start w:val="1"/>
+      <w:numFmt w:val="bullet"/>
+      <w:lvlText w:val="○"/>
+      <w:lvlJc w:val="left"/>
+      <w:pPr>
+        <w:ind w:left="3600" w:hanging="360"/>
+      </w:pPr>
+      <w:rPr>
+        <w:u w:val="none"/>
+      </w:rPr>
+    </w:lvl>
+    <w:lvl w:ilvl="5">
+      <w:start w:val="1"/>
+      <w:numFmt w:val="bullet"/>
+      <w:lvlText w:val="■"/>
+      <w:lvlJc w:val="left"/>
+      <w:pPr>
+        <w:ind w:left="4320" w:hanging="360"/>
+      </w:pPr>
+      <w:rPr>
+        <w:u w:val="none"/>
+      </w:rPr>
+    </w:lvl>
+    <w:lvl w:ilvl="6">
+      <w:start w:val="1"/>
+      <w:numFmt w:val="bullet"/>
+      <w:lvlText w:val="●"/>
+      <w:lvlJc w:val="left"/>
+      <w:pPr>
+        <w:ind w:left="5040" w:hanging="360"/>
+      </w:pPr>
+      <w:rPr>
+        <w:u w:val="none"/>
+      </w:rPr>
+    </w:lvl>
+    <w:lvl w:ilvl="7">
+      <w:start w:val="1"/>
+      <w:numFmt w:val="bullet"/>
+      <w:lvlText w:val="○"/>
+      <w:lvlJc w:val="left"/>
+      <w:pPr>
+        <w:ind w:left="5760" w:hanging="360"/>
+      </w:pPr>
+      <w:rPr>
+        <w:u w:val="none"/>
+      </w:rPr>
+    </w:lvl>
+    <w:lvl w:ilvl="8">
+      <w:start w:val="1"/>
+      <w:numFmt w:val="bullet"/>
+      <w:lvlText w:val="■"/>
+      <w:lvlJc w:val="left"/>
+      <w:pPr>
+        <w:ind w:left="6480" w:hanging="360"/>
+      </w:pPr>
+      <w:rPr>
+        <w:u w:val="none"/>
+      </w:rPr>
+    </w:lvl>
+  </w:abstractNum>
+  <w:abstractNum w:abstractNumId="2" w15:restartNumberingAfterBreak="0">
+    <w:nsid w:val="6F7D5564"/>
+    <w:multiLevelType w:val="multilevel"/>
+    <w:tmpl w:val="32BCC2E2"/>
     <w:lvl w:ilvl="0">
       <w:start w:val="1"/>
       <w:numFmt w:val="bullet"/>
@@ -6288,127 +6873,14 @@
       </w:rPr>
     </w:lvl>
   </w:abstractNum>
-  <w:abstractNum w:abstractNumId="2" w15:restartNumberingAfterBreak="0">
-    <w:nsid w:val="614E3BAD"/>
-    <w:multiLevelType w:val="multilevel"/>
-    <w:tmpl w:val="2EB2C598"/>
-    <w:lvl w:ilvl="0">
-      <w:start w:val="1"/>
-      <w:numFmt w:val="bullet"/>
-      <w:lvlText w:val="●"/>
-      <w:lvlJc w:val="left"/>
-      <w:pPr>
-        <w:ind w:left="720" w:hanging="360"/>
-      </w:pPr>
-      <w:rPr>
-        <w:u w:val="none"/>
-      </w:rPr>
-    </w:lvl>
-    <w:lvl w:ilvl="1">
-      <w:start w:val="1"/>
-      <w:numFmt w:val="bullet"/>
-      <w:lvlText w:val="○"/>
-      <w:lvlJc w:val="left"/>
-      <w:pPr>
-        <w:ind w:left="1440" w:hanging="360"/>
-      </w:pPr>
-      <w:rPr>
-        <w:u w:val="none"/>
-      </w:rPr>
-    </w:lvl>
-    <w:lvl w:ilvl="2">
-      <w:start w:val="1"/>
-      <w:numFmt w:val="bullet"/>
-      <w:lvlText w:val="■"/>
-      <w:lvlJc w:val="left"/>
-      <w:pPr>
-        <w:ind w:left="2160" w:hanging="360"/>
-      </w:pPr>
-      <w:rPr>
-        <w:u w:val="none"/>
-      </w:rPr>
-    </w:lvl>
-    <w:lvl w:ilvl="3">
-      <w:start w:val="1"/>
-      <w:numFmt w:val="bullet"/>
-      <w:lvlText w:val="●"/>
-      <w:lvlJc w:val="left"/>
-      <w:pPr>
-        <w:ind w:left="2880" w:hanging="360"/>
-      </w:pPr>
-      <w:rPr>
-        <w:u w:val="none"/>
-      </w:rPr>
-    </w:lvl>
-    <w:lvl w:ilvl="4">
-      <w:start w:val="1"/>
-      <w:numFmt w:val="bullet"/>
-      <w:lvlText w:val="○"/>
-      <w:lvlJc w:val="left"/>
-      <w:pPr>
-        <w:ind w:left="3600" w:hanging="360"/>
-      </w:pPr>
-      <w:rPr>
-        <w:u w:val="none"/>
-      </w:rPr>
-    </w:lvl>
-    <w:lvl w:ilvl="5">
-      <w:start w:val="1"/>
-      <w:numFmt w:val="bullet"/>
-      <w:lvlText w:val="■"/>
-      <w:lvlJc w:val="left"/>
-      <w:pPr>
-        <w:ind w:left="4320" w:hanging="360"/>
-      </w:pPr>
-      <w:rPr>
-        <w:u w:val="none"/>
-      </w:rPr>
-    </w:lvl>
-    <w:lvl w:ilvl="6">
-      <w:start w:val="1"/>
-      <w:numFmt w:val="bullet"/>
-      <w:lvlText w:val="●"/>
-      <w:lvlJc w:val="left"/>
-      <w:pPr>
-        <w:ind w:left="5040" w:hanging="360"/>
-      </w:pPr>
-      <w:rPr>
-        <w:u w:val="none"/>
-      </w:rPr>
-    </w:lvl>
-    <w:lvl w:ilvl="7">
-      <w:start w:val="1"/>
-      <w:numFmt w:val="bullet"/>
-      <w:lvlText w:val="○"/>
-      <w:lvlJc w:val="left"/>
-      <w:pPr>
-        <w:ind w:left="5760" w:hanging="360"/>
-      </w:pPr>
-      <w:rPr>
-        <w:u w:val="none"/>
-      </w:rPr>
-    </w:lvl>
-    <w:lvl w:ilvl="8">
-      <w:start w:val="1"/>
-      <w:numFmt w:val="bullet"/>
-      <w:lvlText w:val="■"/>
-      <w:lvlJc w:val="left"/>
-      <w:pPr>
-        <w:ind w:left="6480" w:hanging="360"/>
-      </w:pPr>
-      <w:rPr>
-        <w:u w:val="none"/>
-      </w:rPr>
-    </w:lvl>
-  </w:abstractNum>
-  <w:num w:numId="1" w16cid:durableId="122310835">
+  <w:num w:numId="1" w16cid:durableId="970938862">
+    <w:abstractNumId w:val="2"/>
+  </w:num>
+  <w:num w:numId="2" w16cid:durableId="1628272481">
     <w:abstractNumId w:val="1"/>
   </w:num>
-  <w:num w:numId="2" w16cid:durableId="1826314753">
+  <w:num w:numId="3" w16cid:durableId="532768114">
     <w:abstractNumId w:val="0"/>
-  </w:num>
-  <w:num w:numId="3" w16cid:durableId="1549534222">
-    <w:abstractNumId w:val="2"/>
   </w:num>
 </w:numbering>
 </file>
@@ -6981,6 +7453,17 @@
     <w:name w:val="TableNormal"/>
     <w:tblPr>
       <w:tblCellMar>
+        <w:top w:w="100" w:type="dxa"/>
+        <w:left w:w="100" w:type="dxa"/>
+        <w:bottom w:w="100" w:type="dxa"/>
+        <w:right w:w="100" w:type="dxa"/>
+      </w:tblCellMar>
+    </w:tblPr>
+  </w:style>
+  <w:style w:type="table" w:customStyle="1" w:styleId="TableNormal2">
+    <w:name w:val="TableNormal"/>
+    <w:tblPr>
+      <w:tblCellMar>
         <w:top w:w="0" w:type="dxa"/>
         <w:left w:w="0" w:type="dxa"/>
         <w:bottom w:w="0" w:type="dxa"/>
@@ -7482,7 +7965,7 @@
 
 <file path=customXml/item1.xml><?xml version="1.0" encoding="utf-8"?>
 <go:gDocsCustomXmlDataStorage xmlns:go="http://customooxmlschemas.google.com/" xmlns:r="http://schemas.openxmlformats.org/officeDocument/2006/relationships" uri="GoogleDocsCustomDataVersion2">
-  <go:docsCustomData xmlns:go="http://customooxmlschemas.google.com/" roundtripDataSignature="AMtx7mgY1eEhd9N0rTrW8Z73Z4c4z3eW4w==">CgMxLjA4AHIhMVVxUjVsYk5BYmJZZ1pCN1pSaU1uR2kxRGVtd2owSGVX</go:docsCustomData>
+  <go:docsCustomData xmlns:go="http://customooxmlschemas.google.com/" roundtripDataSignature="AMtx7mhH/+zlyw4T4JWiNgo2UOgQzEo3tQ==">CgMxLjA4AHIhMV9DUzVtMWExMkJ3RVpYMmRCYVNNZ0hRelZFZGdMaXl4</go:docsCustomData>
 </go:gDocsCustomXmlDataStorage>
 </file>
 
